--- a/Seminario de Sistemas/Kit docente/Clase 13/Quiz Clase 13 - VetCare.docx
+++ b/Seminario de Sistemas/Kit docente/Clase 13/Quiz Clase 13 - VetCare.docx
@@ -365,7 +365,7 @@
           <w:color w:val="2B2B2B"/>
           <w:sz w:val="21"/>
         </w:rPr>
-        <w:t xml:space="preserve">     C) Mostrar la lista con especie, edad y nombre del dueño para desambiguar</w:t>
+        <w:t xml:space="preserve">     C) Mostrar la lista con especie, edad y nombre del dueño para distinguirlas</w:t>
       </w:r>
     </w:p>
     <w:p>
